--- a/data/revised_2026-10_full/tracked/v2/Biology/SS2.1_Plant_Nutrition/Biology_Plant_Nutrition_SummaryTable_TRACKED.docx
+++ b/data/revised_2026-10_full/tracked/v2/Biology/SS2.1_Plant_Nutrition/Biology_Plant_Nutrition_SummaryTable_TRACKED.docx
@@ -769,7 +769,7 @@
               </w:rPr>
               <w:t xml:space="preserve">Each leaf layer is structurally adapted to a specific function: the transparent cuticle/epidermis admits light while reducing water loss; the densely packed palisade mesophyll maximises chloroplast exposure to light; the spongy mesophyll provides air spaces for CO₂ and O₂ diffusion; stomata regulate gas exchange and water vapour loss; xylem transports water and minerals upward while phloem </w:t>
             </w:r>
-            <w:del w:id="9001" w:author="Claude (AI) - proposed" w:date="2026-10-15T02:49:34Z">
+            <w:del w:id="9001" w:author="Claude (AI) - proposed" w:date="2026-10-18T00:25:50Z">
               <w:r>
                 <w:rPr>
                   <w:rFonts w:ascii="Arial" w:cs="Arial" w:eastAsia="Arial" w:hAnsi="Arial"/>
@@ -784,7 +784,7 @@
                 <w:delText xml:space="preserve">transports sugars downward</w:delText>
               </w:r>
             </w:del>
-            <w:ins w:id="9002" w:author="Claude (AI) - proposed" w:date="2026-10-15T02:49:34Z">
+            <w:ins w:id="9002" w:author="Claude (AI) - proposed" w:date="2026-10-18T00:25:50Z">
               <w:r>
                 <w:rPr>
                   <w:rFonts w:ascii="Arial" w:cs="Arial" w:eastAsia="Arial" w:hAnsi="Arial"/>
@@ -845,7 +845,7 @@
               </w:rPr>
               <w:t xml:space="preserve">The sukuma wiki wilts at midday even in moist soil because strong light triggers stomata to open wide for gas exchange (CO₂ in, O₂ out), simultaneously allowing rapid water vapour loss (transpiration) through the lower epidermis. When the rate of water vapour loss through open stomata exceeds the rate at which xylem can deliver water from the roots, leaf cells lose turgor pressure and the plant wilts. </w:t>
             </w:r>
-            <w:ins w:id="9003" w:author="Claude (AI) - proposed" w:date="2026-10-15T02:49:34Z">
+            <w:ins w:id="9003" w:author="Claude (AI) - proposed" w:date="2026-10-18T00:25:50Z">
               <w:r>
                 <w:rPr>
                   <w:rFonts w:ascii="Arial" w:cs="Arial" w:eastAsia="Arial" w:hAnsi="Arial"/>
@@ -1027,7 +1027,7 @@
               </w:rPr>
               <w:t xml:space="preserve">The sukuma wiki wilts at midday because peak solar irradiance </w:t>
             </w:r>
-            <w:del w:id="9004" w:author="Claude (AI) - proposed" w:date="2026-10-15T02:49:34Z">
+            <w:del w:id="9004" w:author="Claude (AI) - proposed" w:date="2026-10-18T00:25:50Z">
               <w:r>
                 <w:rPr>
                   <w:rFonts w:ascii="Arial" w:cs="Arial" w:eastAsia="Arial" w:hAnsi="Arial"/>
@@ -1042,7 +1042,7 @@
                 <w:delText xml:space="preserve">causes stomata to open wide</w:delText>
               </w:r>
             </w:del>
-            <w:ins w:id="9005" w:author="Claude (AI) - proposed" w:date="2026-10-15T02:49:34Z">
+            <w:ins w:id="9005" w:author="Claude (AI) - proposed" w:date="2026-10-18T00:25:50Z">
               <w:r>
                 <w:rPr>
                   <w:rFonts w:ascii="Arial" w:cs="Arial" w:eastAsia="Arial" w:hAnsi="Arial"/>
@@ -1312,7 +1312,7 @@
               </w:rPr>
               <w:t xml:space="preserve">Learners </w:t>
             </w:r>
-            <w:del w:id="9006" w:author="Claude (AI) - proposed" w:date="2026-10-15T02:49:34Z">
+            <w:del w:id="9006" w:author="Claude (AI) - proposed" w:date="2026-10-18T00:25:50Z">
               <w:r>
                 <w:rPr>
                   <w:rFonts w:ascii="Arial" w:cs="Arial" w:eastAsia="Arial" w:hAnsi="Arial"/>
@@ -1327,7 +1327,7 @@
                 <w:delText xml:space="preserve">reviewed</w:delText>
               </w:r>
             </w:del>
-            <w:ins w:id="9007" w:author="Claude (AI) - proposed" w:date="2026-10-15T02:49:34Z">
+            <w:ins w:id="9007" w:author="Claude (AI) - proposed" w:date="2026-10-18T00:25:50Z">
               <w:r>
                 <w:rPr>
                   <w:rFonts w:ascii="Arial" w:cs="Arial" w:eastAsia="Arial" w:hAnsi="Arial"/>
@@ -1355,7 +1355,7 @@
               </w:rPr>
               <w:t xml:space="preserve"> Elodea oxygen-bubble </w:t>
             </w:r>
-            <w:del w:id="9008" w:author="Claude (AI) - proposed" w:date="2026-10-15T02:49:34Z">
+            <w:del w:id="9008" w:author="Claude (AI) - proposed" w:date="2026-10-18T00:25:50Z">
               <w:r>
                 <w:rPr>
                   <w:rFonts w:ascii="Arial" w:cs="Arial" w:eastAsia="Arial" w:hAnsi="Arial"/>
@@ -1370,7 +1370,7 @@
                 <w:delText xml:space="preserve">count data from Lesson 4</w:delText>
               </w:r>
             </w:del>
-            <w:ins w:id="9009" w:author="Claude (AI) - proposed" w:date="2026-10-15T02:49:34Z">
+            <w:ins w:id="9009" w:author="Claude (AI) - proposed" w:date="2026-10-18T00:25:50Z">
               <w:r>
                 <w:rPr>
                   <w:rFonts w:ascii="Arial" w:cs="Arial" w:eastAsia="Arial" w:hAnsi="Arial"/>
@@ -1431,7 +1431,7 @@
               </w:rPr>
               <w:t xml:space="preserve">Learners traced the sequence of light-dependent reactions: light absorption by chlorophyll in PSII and PSI → excitation and transfer of electrons → photolysis of water (2H₂O → 4H⁺ + 4e⁻ + O₂) as the electron source → chemiosmotic synthesis of ATP (photophosphorylation) via ATP synthase → reduction of NADP⁺ to NADPH at PSI → release of ATP and NADPH to the stroma for use in the Calvin cycle. They connected O₂ release to the Elodea bubble </w:t>
             </w:r>
-            <w:del w:id="9010" w:author="Claude (AI) - proposed" w:date="2026-10-15T02:49:34Z">
+            <w:del w:id="9010" w:author="Claude (AI) - proposed" w:date="2026-10-18T00:25:50Z">
               <w:r>
                 <w:rPr>
                   <w:rFonts w:ascii="Arial" w:cs="Arial" w:eastAsia="Arial" w:hAnsi="Arial"/>
@@ -1446,7 +1446,7 @@
                 <w:delText xml:space="preserve">observations</w:delText>
               </w:r>
             </w:del>
-            <w:ins w:id="9011" w:author="Claude (AI) - proposed" w:date="2026-10-15T02:49:34Z">
+            <w:ins w:id="9011" w:author="Claude (AI) - proposed" w:date="2026-10-18T00:25:50Z">
               <w:r>
                 <w:rPr>
                   <w:rFonts w:ascii="Arial" w:cs="Arial" w:eastAsia="Arial" w:hAnsi="Arial"/>
@@ -1815,7 +1815,7 @@
               </w:rPr>
               <w:t xml:space="preserve">Why the sukuma wiki under the mango tree grows slowly and turns pale: the shade reduces light intensity, placing the plant in the region of the rate–intensity graph where photosynthesis rate is low. Insufficient glucose is produced for growth, and insufficient energy is available for chlorophyll synthesis, causing pallor. However, the wilting puzzle remains unexplained by this graph — </w:t>
             </w:r>
-            <w:del w:id="9012" w:author="Claude (AI) - proposed" w:date="2026-10-15T02:49:34Z">
+            <w:del w:id="9012" w:author="Claude (AI) - proposed" w:date="2026-10-18T00:25:50Z">
               <w:r>
                 <w:rPr>
                   <w:rFonts w:ascii="Arial" w:cs="Arial" w:eastAsia="Arial" w:hAnsi="Arial"/>
@@ -1830,7 +1830,7 @@
                 <w:delText xml:space="preserve">water movement out of the leaf is a missing piece that will be addressed</w:delText>
               </w:r>
             </w:del>
-            <w:ins w:id="9013" w:author="Claude (AI) - proposed" w:date="2026-10-15T02:49:34Z">
+            <w:ins w:id="9013" w:author="Claude (AI) - proposed" w:date="2026-10-18T00:25:50Z">
               <w:r>
                 <w:rPr>
                   <w:rFonts w:ascii="Arial" w:cs="Arial" w:eastAsia="Arial" w:hAnsi="Arial"/>
@@ -2166,7 +2166,7 @@
               </w:rPr>
               <w:t xml:space="preserve">The pale yellowing of the sukuma wiki under the mango tree is </w:t>
             </w:r>
-            <w:del w:id="9014" w:author="Claude (AI) - proposed" w:date="2026-10-15T02:49:34Z">
+            <w:del w:id="9014" w:author="Claude (AI) - proposed" w:date="2026-10-18T00:25:50Z">
               <w:r>
                 <w:rPr>
                   <w:rFonts w:ascii="Arial" w:cs="Arial" w:eastAsia="Arial" w:hAnsi="Arial"/>
@@ -2181,7 +2181,7 @@
                 <w:delText xml:space="preserve">partly</w:delText>
               </w:r>
             </w:del>
-            <w:ins w:id="9015" w:author="Claude (AI) - proposed" w:date="2026-10-15T02:49:34Z">
+            <w:ins w:id="9015" w:author="Claude (AI) - proposed" w:date="2026-10-18T00:25:50Z">
               <w:r>
                 <w:rPr>
                   <w:rFonts w:ascii="Arial" w:cs="Arial" w:eastAsia="Arial" w:hAnsi="Arial"/>
@@ -2209,7 +2209,7 @@
               </w:rPr>
               <w:t xml:space="preserve"> explained by reduced photosynthesis </w:t>
             </w:r>
-            <w:ins w:id="9016" w:author="Claude (AI) - proposed" w:date="2026-10-15T02:49:34Z">
+            <w:ins w:id="9016" w:author="Claude (AI) - proposed" w:date="2026-10-18T00:25:50Z">
               <w:r>
                 <w:rPr>
                   <w:rFonts w:ascii="Arial" w:cs="Arial" w:eastAsia="Arial" w:hAnsi="Arial"/>
@@ -2237,7 +2237,7 @@
               </w:rPr>
               <w:t xml:space="preserve">due to low light</w:t>
             </w:r>
-            <w:del w:id="9017" w:author="Claude (AI) - proposed" w:date="2026-10-15T02:49:34Z">
+            <w:del w:id="9017" w:author="Claude (AI) - proposed" w:date="2026-10-18T00:25:50Z">
               <w:r>
                 <w:rPr>
                   <w:rFonts w:ascii="Arial" w:cs="Arial" w:eastAsia="Arial" w:hAnsi="Arial"/>
@@ -2252,7 +2252,7 @@
                 <w:delText xml:space="preserve">, but is also consistent with nitrogen and magnesium deficiency causing chlorosis —</w:delText>
               </w:r>
             </w:del>
-            <w:ins w:id="9018" w:author="Claude (AI) - proposed" w:date="2026-10-15T02:49:34Z">
+            <w:ins w:id="9018" w:author="Claude (AI) - proposed" w:date="2026-10-18T00:25:50Z">
               <w:r>
                 <w:rPr>
                   <w:rFonts w:ascii="Arial" w:cs="Arial" w:eastAsia="Arial" w:hAnsi="Arial"/>
@@ -2280,7 +2280,7 @@
               </w:rPr>
               <w:t xml:space="preserve"> insufficient mineral uptake means the plant cannot synthesise adequate chlorophyll, proteins, or new cell structures, </w:t>
             </w:r>
-            <w:del w:id="9019" w:author="Claude (AI) - proposed" w:date="2026-10-15T02:49:34Z">
+            <w:del w:id="9019" w:author="Claude (AI) - proposed" w:date="2026-10-18T00:25:50Z">
               <w:r>
                 <w:rPr>
                   <w:rFonts w:ascii="Arial" w:cs="Arial" w:eastAsia="Arial" w:hAnsi="Arial"/>
@@ -2584,7 +2584,7 @@
         </w:rPr>
         <w:t xml:space="preserve">© 2026 SeaVuria and ARES. This work is licensed under a </w:t>
       </w:r>
-      <w:hyperlink w:history="1" r:id="rIdnsnba_u1yakimup21brpx">
+      <w:hyperlink w:history="1" r:id="rIdzvxoehoax5sqeeimgf-og">
         <w:r>
           <w:rPr>
             <w:rFonts w:ascii="Arial" w:cs="Arial" w:eastAsia="Arial" w:hAnsi="Arial"/>
@@ -2604,7 +2604,7 @@
         </w:rPr>
         <w:t xml:space="preserve"> (</w:t>
       </w:r>
-      <w:hyperlink w:history="1" r:id="rId73t2ilqyh8lhhvqtupsyu">
+      <w:hyperlink w:history="1" r:id="rIdzna8eomjy0cvizj2t8wpc">
         <w:r>
           <w:rPr>
             <w:rFonts w:ascii="Arial" w:cs="Arial" w:eastAsia="Arial" w:hAnsi="Arial"/>
@@ -2624,7 +2624,7 @@
         </w:rPr>
         <w:t xml:space="preserve">). To view a copy of this license, visit </w:t>
       </w:r>
-      <w:hyperlink w:history="1" r:id="rIdsphddi0mnjjpeevqt9d_7">
+      <w:hyperlink w:history="1" r:id="rIdiip-o-6xq9q8u2wjrm9-z">
         <w:r>
           <w:rPr>
             <w:rFonts w:ascii="Arial" w:cs="Arial" w:eastAsia="Arial" w:hAnsi="Arial"/>
